--- a/engine/phdc_study/PHDC_Bibliography_03-09-2026.docx
+++ b/engine/phdc_study/PHDC_Bibliography_03-09-2026.docx
@@ -14207,7 +14207,7 @@
                 <w:color w:val="1A1D21"/>
                 <w:sz w:val="15"/>
               </w:rPr>
-              <w:t>Egyptian Exchange closing price for PHDC, 3 September 2026. The previous edition was struck on the 23 August close of 15.20; [R-GAP-01 AMENDED] delivers no study against a stale price</w:t>
+              <w:t xml:space="preserve">Egyptian Exchange closing price for PHDC, 3 September 2026. The previous edition was struck on the 23 August close of 15.20; no study in this series is delivered against a stale price, because a fair </w:t>
             </w:r>
           </w:p>
         </w:tc>

--- a/engine/phdc_study/PHDC_Bibliography_03-09-2026.docx
+++ b/engine/phdc_study/PHDC_Bibliography_03-09-2026.docx
@@ -14331,7 +14331,7 @@
                 <w:color w:val="1A1D21"/>
                 <w:sz w:val="17"/>
               </w:rPr>
-              <w:t>Cost of capital rebuilt bottom-up at 26.10% on the rating basis and 25.11% on the swap basis, replacing the 11 June 2026 edition's 18%; unchanged in this edition.</w:t>
+              <w:t>Cost of capital rebuilt bottom-up at 26.09% on the rating basis and 25.10% on the swap basis, replacing the 11 June 2026 edition's 18%; unchanged in this edition.</w:t>
             </w:r>
           </w:p>
         </w:tc>
